--- a/courts/fifth-circuit/louisiana/state/supreme-court/petition-for-review/usage/OUTPUT-petition-for-review.docx
+++ b/courts/fifth-circuit/louisiana/state/supreme-court/petition-for-review/usage/OUTPUT-petition-for-review.docx
@@ -9424,7 +9424,7 @@
         <w:t xml:space="preserve"> </w:t>
       </w:r>
       <w:r>
-        <w:t xml:space="preserve">the proceeding for a period of at least sixty days from the date that the judgment is rendered . . . .” La.</w:t>
+        <w:t xml:space="preserve">the proceeding for a period of at least sixty days from the date that the judgment is rendered ⁠. ⁠. ⁠. ⁠.” La.</w:t>
       </w:r>
       <w:r>
         <w:t xml:space="preserve"> </w:t>
@@ -9564,7 +9564,7 @@
         <w:t xml:space="preserve"> </w:t>
       </w:r>
       <w:r>
-        <w:t xml:space="preserve">(finding “fundamental error in the court of appeal’s analysis” where it “render[ed] the permissive ‘may’ . . . mandatory”).</w:t>
+        <w:t xml:space="preserve">(finding “fundamental error in the court of appeal’s analysis” where it “render[ed] the permissive ‘may’ ⁠. ⁠. ⁠. mandatory”).</w:t>
       </w:r>
     </w:p>
     <w:p>
@@ -9932,7 +9932,7 @@
         <w:t xml:space="preserve"> </w:t>
       </w:r>
       <w:r>
-        <w:t xml:space="preserve">R.S. 13:4431 (“In any case where any district court has granted any restraining order . . .”). Defendants argued to the District Court that enjoining the Trigger Bans would cause the State irreparable harm.</w:t>
+        <w:t xml:space="preserve">R.S. 13:4431 (“In any case where any district court has granted any restraining order ⁠. ⁠. ⁠.”). Defendants argued to the District Court that enjoining the Trigger Bans would cause the State irreparable harm.</w:t>
       </w:r>
       <w:r>
         <w:t xml:space="preserve"> </w:t>
@@ -11619,7 +11619,7 @@
         <w:t xml:space="preserve">State Bd. of Med. Examiners v. Moran</w:t>
       </w:r>
       <w:r>
-        <w:t xml:space="preserve">, 290 So. 2d 383, 386 (La. App. 4 Cir. 1974) (concluding trial court abused its discretion in granting suspensive appeal of a preliminary injunction because the “granting of an injunction . . . on the one hand and [] suspending the effect of the injunction pending appeal on the other is a gross inconsistency”).</w:t>
+        <w:t xml:space="preserve">, 290 So. 2d 383, 386 (La. App. 4 Cir. 1974) (concluding trial court abused its discretion in granting suspensive appeal of a preliminary injunction because the “granting of an injunction ⁠. ⁠. ⁠. on the one hand and [] suspending the effect of the injunction pending appeal on the other is a gross inconsistency”).</w:t>
       </w:r>
     </w:p>
     <w:p>
@@ -13337,7 +13337,7 @@
         <w:pStyle w:val="XdQuoteOnly"/>
       </w:pPr>
       <w:r>
-        <w:t xml:space="preserve">However, whereas the provisions of the statute are couched in sweeping language, we do not think that they were ever intended to apply to a case such as this, where the granting of a suspensive appeal would have the effect of restoring to relator the right of destroying the articles which are the subject of the suit during its pendency on appeal and, thus, render the issue moot before it can be heard in the appellate court. To hold otherwise might produce unconstitutional results and perhaps affect the validity of the law . . . .</w:t>
+        <w:t xml:space="preserve">However, whereas the provisions of the statute are couched in sweeping language, we do not think that they were ever intended to apply to a case such as this, where the granting of a suspensive appeal would have the effect of restoring to relator the right of destroying the articles which are the subject of the suit during its pendency on appeal and, thus, render the issue moot before it can be heard in the appellate court. To hold otherwise might produce unconstitutional results and perhaps affect the validity of the law ⁠. ⁠. ⁠. ⁠.</w:t>
       </w:r>
     </w:p>
     <w:p>
@@ -13360,7 +13360,7 @@
         <w:pStyle w:val="BodyText"/>
       </w:pPr>
       <w:r>
-        <w:t xml:space="preserve">Here, the District Court found that “Constitutional ambiguity in Louisiana codifying abortion-criminality exists at this time . . . Constitutional notice for lawful implementation and for full and immediate enforcement against crimes of abortion through the ‘Trigger Bans’ do not exist at this time.” App’x A at 3. The District Court also found that the Trigger Bans “could unconstitutionally be reasonably misunderstood and misapplied by healthcare professionals, and by interpretation of ordinary citizens,”</w:t>
+        <w:t xml:space="preserve">Here, the District Court found that “Constitutional ambiguity in Louisiana codifying abortion-criminality exists at this time ⁠. ⁠. ⁠. Constitutional notice for lawful implementation and for full and immediate enforcement against crimes of abortion through the ‘Trigger Bans’ do not exist at this time.” App’x A at 3. The District Court also found that the Trigger Bans “could unconstitutionally be reasonably misunderstood and misapplied by healthcare professionals, and by interpretation of ordinary citizens,”</w:t>
       </w:r>
       <w:r>
         <w:t xml:space="preserve"> </w:t>
@@ -15401,7 +15401,13 @@
         <w:t xml:space="preserve"> </w:t>
       </w:r>
       <w:r>
-        <w:t xml:space="preserve">All citations to affidavits are to affidavits that Plaintiffs filed with the 19th JDC, Docket No. C-⁠720988, in support of their Application for Preliminary Injunction, which are available at the July 18, 2022, docket entries entitled “MTN WITHOUT ORD-⁠CIV -⁠ PLAINTIFF SUBMISSION OF EVIDENCE” and “EXHIBIT-⁠CV –⁠ EVIDENCE.”</w:t>
+        <w:t xml:space="preserve">All citations to affidavits are to affidavits that Plaintiffs filed with the 19th JDC, Docket No. C</w:t>
+      </w:r>
+      <w:r>
+        <w:noBreakHyphen/>
+      </w:r>
+      <w:r>
+        <w:t xml:space="preserve">720988, in support of their Application for Preliminary Injunction, which are available at the July 18, 2022, docket entries entitled “MTN WITHOUT ORD-CIV - PLAINTIFF SUBMISSION OF EVIDENCE” and “EXHIBIT-CV – EVIDENCE.”</w:t>
       </w:r>
     </w:p>
   </w:footnote>
@@ -15503,7 +15509,7 @@
         <w:t xml:space="preserve"> </w:t>
       </w:r>
       <w:r>
-        <w:t xml:space="preserve">R.S. 30:926(A) (“Any person affected who is aggrieved by a rule . . . may obtain judicial review thereof in a suit instituted in the district court of the parish of East Baton Rouge or in the parish where the operations occur which give rise to the rule, regulation, order, or act.”);</w:t>
+        <w:t xml:space="preserve">R.S. 30:926(A) (“Any person affected who is aggrieved by a rule ⁠. ⁠. ⁠. may obtain judicial review thereof in a suit instituted in the district court of the parish of East Baton Rouge or in the parish where the operations occur which give rise to the rule, regulation, order, or act.”);</w:t>
       </w:r>
       <w:r>
         <w:t xml:space="preserve"> </w:t>
